--- a/az/discovery-articles/2.10 Metrik sistem.docx
+++ b/az/discovery-articles/2.10 Metrik sistem.docx
@@ -4,580 +4,386 @@
   <w:body>
     <w:p>
       <w:pPr>
-        <w:keepNext/>
-        <w:spacing w:before="280" w:after="120"/>
+        <w:pStyle w:val="Title"/>
+        <w:widowControl/>
       </w:pPr>
       <w:r>
-        <w:rPr>
-          <w:rFonts w:ascii="Calibri" w:hAnsi="Calibri" w:eastAsia="Calibri"/>
-          <w:b/>
-          <w:i w:val="0"/>
-          <w:color w:val="004E8C"/>
-          <w:sz w:val="44"/>
-        </w:rPr>
         <w:t>2.10 Metrik sistem</w:t>
       </w:r>
     </w:p>
     <w:p>
       <w:pPr>
-        <w:spacing w:after="80"/>
+        <w:keepNext/>
+        <w:widowControl/>
       </w:pPr>
       <w:r>
         <w:rPr>
-          <w:rFonts w:ascii="Calibri" w:hAnsi="Calibri" w:eastAsia="Calibri"/>
-          <w:b w:val="0"/>
-          <w:i/>
-          <w:color w:val="505050"/>
-          <w:sz w:val="22"/>
+          <w:sz w:val="20"/>
         </w:rPr>
-        <w:t>2. Bilik, elm və ölçmə</w:t>
-      </w:r>
-    </w:p>
-    <w:p>
-      <w:pPr>
-        <w:spacing w:after="200"/>
-      </w:pPr>
-      <w:r>
-        <w:rPr>
-          <w:rFonts w:ascii="Calibri" w:hAnsi="Calibri" w:eastAsia="Calibri"/>
-          <w:b w:val="0"/>
-          <w:i/>
-          <w:sz w:val="22"/>
-        </w:rPr>
-        <w:t>Dövr: təxminən 1790-cı illər (Fransa inqilabı dövrünün islahatları); sonralar qlobal SI sisteminin genişləndirilməsi | Əsas simalar: Fransa Elmlər Akademiyasının komissiyaları; sonralar Beynəlxalq Ölçülər və Çəkilər Bürosu (BIPM) və SI sisteminin inkişafında iştirak edən alimlər</w:t>
-      </w:r>
-    </w:p>
-    <w:p>
-      <w:pPr>
-        <w:spacing w:after="160" w:line="276" w:lineRule="auto"/>
-      </w:pPr>
-      <w:r>
-        <w:rPr>
-          <w:rFonts w:ascii="Calibri" w:hAnsi="Calibri" w:eastAsia="Calibri"/>
-          <w:b w:val="0"/>
-          <w:i w:val="0"/>
-          <w:sz w:val="22"/>
-        </w:rPr>
-        <w:t>Metrik sistem ölçməni metr, kiloqram və digər ortaq əsas vahidlərin onluq qatları üzərində yenidən qurdu. O, yerli ölçülərin pərakəndə müxtəlifliyini elm və ticarətin hər yerdə istifadə edə bildiyi vahid dillə əvəz etdi.</w:t>
+        <w:t>2 Bilik elm və ölçmə</w:t>
       </w:r>
     </w:p>
     <w:p>
       <w:pPr>
         <w:keepNext/>
-        <w:spacing w:before="240" w:after="120"/>
+        <w:widowControl/>
       </w:pPr>
       <w:r>
         <w:rPr>
-          <w:rFonts w:ascii="Calibri" w:hAnsi="Calibri" w:eastAsia="Calibri"/>
-          <w:b/>
-          <w:i w:val="0"/>
-          <w:color w:val="004E8C"/>
-          <w:sz w:val="28"/>
+          <w:sz w:val="20"/>
         </w:rPr>
-        <w:t>Əsas faktlar</w:t>
+        <w:t>Dövr: 1790-cı illərin Fransa inqilabı islahatları; sonralar Beynəlxalq Vahidlər Sisteminin genişlənməsi | Əsas iştirakçılar: Fransa Elmlər Akademiyasının komitələri, Beynəlxalq Çəki və Ölçülər Bürosu — BIPM — və SI üzrə mütəxəssislər</w:t>
+      </w:r>
+    </w:p>
+    <w:p>
+      <w:pPr>
+        <w:widowControl/>
+      </w:pPr>
+      <w:r>
+        <w:t>Metrik sistem ölçməni metr, kiloqram və əlaqəli vahidlərin onluq qatları üzərində qurdu. Müxtəlif yerli ölçüləri elm və ticarətin paylaşa bildiyi ümumi dillə əvəz etdi.</w:t>
+      </w:r>
+    </w:p>
+    <w:p>
+      <w:pPr>
+        <w:pStyle w:val="Heading1"/>
+        <w:widowControl/>
+      </w:pPr>
+      <w:r>
+        <w:t>Əsas məlumatlar</w:t>
       </w:r>
     </w:p>
     <w:p>
       <w:pPr>
         <w:pStyle w:val="ListBullet"/>
+        <w:widowControl/>
       </w:pPr>
       <w:r>
-        <w:rPr>
-          <w:rFonts w:ascii="Calibri" w:hAnsi="Calibri" w:eastAsia="Calibri"/>
-          <w:b w:val="0"/>
-          <w:i w:val="0"/>
-          <w:sz w:val="22"/>
-        </w:rPr>
-        <w:t>İnqilab dövrünün Fransasında müxtəlif bölgələrdə işlədilən fut, funt və buşel kimi ölçülərin vahid sistemlə əvəzlənməsi qarşıya məqsəd qoyulub</w:t>
+        <w:t>İnqilab dövrünün Fransası yerli fut, funt və buşelləri vahid ölçülərlə əvəz etmək istəyirdi.</w:t>
       </w:r>
     </w:p>
     <w:p>
       <w:pPr>
         <w:pStyle w:val="ListBullet"/>
+        <w:widowControl/>
       </w:pPr>
       <w:r>
-        <w:rPr>
-          <w:rFonts w:ascii="Calibri" w:hAnsi="Calibri" w:eastAsia="Calibri"/>
-          <w:b w:val="0"/>
-          <w:i w:val="0"/>
-          <w:sz w:val="22"/>
-        </w:rPr>
-        <w:t>Metr əvvəlcə 1790-cı illərdə ölçülmüş Yer meridianının müəyyən hissəsi əsasında təyin edilib</w:t>
+        <w:t>Metr əvvəlcə 1790-cı illərdə ölçülən Yer meridianının müəyyən hissəsinə bağlanmışdı.</w:t>
       </w:r>
     </w:p>
     <w:p>
       <w:pPr>
         <w:pStyle w:val="ListBullet"/>
+        <w:widowControl/>
       </w:pPr>
       <w:r>
-        <w:rPr>
-          <w:rFonts w:ascii="Calibri" w:hAnsi="Calibri" w:eastAsia="Calibri"/>
-          <w:b w:val="0"/>
-          <w:i w:val="0"/>
-          <w:sz w:val="22"/>
-        </w:rPr>
-        <w:t>Kilo-, milli- və digər onluq önşəkilçilər müxtəlif miqyaslar arasında hesablamanı sadələşdirib</w:t>
+        <w:t>Kilo, milli və digər onluq ön şəkilçilər vahidlərarası çevirməni asanlaşdırdı.</w:t>
       </w:r>
     </w:p>
     <w:p>
       <w:pPr>
         <w:pStyle w:val="ListBullet"/>
+        <w:widowControl/>
       </w:pPr>
       <w:r>
-        <w:rPr>
-          <w:rFonts w:ascii="Calibri" w:hAnsi="Calibri" w:eastAsia="Calibri"/>
-          <w:b w:val="0"/>
-          <w:i w:val="0"/>
-          <w:sz w:val="22"/>
-        </w:rPr>
-        <w:t>Kiloqram və metr sonralar metal etalonlardan uzaqlaşdırılaraq SI sistemində təbiət sabitləri əsasında yenidən müəyyənləşdirilib</w:t>
+        <w:t>Metr və kiloqram sonralar metal etalonlardan SI çərçivəsində təbiət sabitlərinə keçdi.</w:t>
       </w:r>
     </w:p>
     <w:p>
       <w:pPr>
         <w:pStyle w:val="ListBullet"/>
+        <w:widowControl/>
       </w:pPr>
       <w:r>
-        <w:rPr>
-          <w:rFonts w:ascii="Calibri" w:hAnsi="Calibri" w:eastAsia="Calibri"/>
-          <w:b w:val="0"/>
-          <w:i w:val="0"/>
-          <w:sz w:val="22"/>
-        </w:rPr>
-        <w:t>Bu gün dünya ölkələrinin əksəriyyətində ticarət və təhsil metrik sistemə və ya SI vahidlərinə əsaslanır</w:t>
+        <w:t>Dünyanın böyük hissəsi ticarət və təhsildə metrik və ya SI ilə uyğun vahidlərdən istifadə edir.</w:t>
       </w:r>
     </w:p>
     <w:p>
       <w:pPr>
-        <w:keepNext/>
-        <w:spacing w:before="240" w:after="120"/>
+        <w:pStyle w:val="Heading1"/>
+        <w:widowControl/>
       </w:pPr>
       <w:r>
-        <w:rPr>
-          <w:rFonts w:ascii="Calibri" w:hAnsi="Calibri" w:eastAsia="Calibri"/>
-          <w:b/>
-          <w:i w:val="0"/>
-          <w:color w:val="004E8C"/>
-          <w:sz w:val="28"/>
-        </w:rPr>
         <w:t>Bu nədir</w:t>
       </w:r>
     </w:p>
     <w:p>
       <w:pPr>
-        <w:spacing w:after="160" w:line="276" w:lineRule="auto"/>
+        <w:widowControl/>
       </w:pPr>
       <w:r>
-        <w:rPr>
-          <w:rFonts w:ascii="Calibri" w:hAnsi="Calibri" w:eastAsia="Calibri"/>
-          <w:b w:val="0"/>
-          <w:i w:val="0"/>
-          <w:sz w:val="22"/>
-        </w:rPr>
-        <w:t>Metrik sistem əsasən 10-un qüvvələri üzərində qurulmuş bir-biri ilə əlaqəli ölçü vahidləri ailəsidir. Uzunluq, kütlə və başqa kəmiyyətlər müəyyən edilmiş əsas vahidlər və onluq önşəkilçilərlə əlaqələndirilir. Buna görə millimetri kilometrə çevirmək üçün hər şəhərin öz qaydasını əzbərləmək deyil, vergülün yerini dəyişmək kifayətdir. Müasir Beynəlxalq Vahidlər Sistemi (SI) bu prinsipi amper, kelvin, mol və kandela kimi vahidlərlə genişləndirib; vahidlər getdikcə daha çox fiziki sabitlər əsasında müəyyənləşdirilir. Gündəlik dillə desək, metrik sistem bazarlar, laboratoriyalar və xəritələr üçün ortaq xətkeşdir — bir-birini tanımayan insanlar da bu ölçüləri əlavə yerli qayda bilmədən yenidən hesablaya bilirlər.</w:t>
+        <w:t>Metrik sistem əsasən onun qüvvətlərinə söykənən əlaqəli vahidlər ailəsidir. Uzunluq, kütlə və başqa kəmiyyətlər müəyyən əsas vahidlər və onluq ön şəkilçilərlə bağlanır. Millimetrdən kilometrə keçmək üçün hər yerin ayrı qaydasını əzbərləmək yox, onluq mərtəbəni dəyişmək kifayətdir. Müasir Beynəlxalq Vahidlər Sistemi — fransızca adının qısaltması ilə SI — amper, kelvin, mol və kandela ilə bu yanaşmanı genişləndirir, fiziki sabitlərə söykənir. Bazar, laboratoriya və xəritə üçün ümumi ölçü dili yaranır; yad insanlar da eyni hesabı təkrarlaya bilir.</w:t>
       </w:r>
     </w:p>
     <w:p>
       <w:pPr>
-        <w:keepNext/>
-        <w:spacing w:before="240" w:after="120"/>
+        <w:pStyle w:val="Heading1"/>
+        <w:widowControl/>
       </w:pPr>
       <w:r>
-        <w:rPr>
-          <w:rFonts w:ascii="Calibri" w:hAnsi="Calibri" w:eastAsia="Calibri"/>
-          <w:b/>
-          <w:i w:val="0"/>
-          <w:color w:val="004E8C"/>
-          <w:sz w:val="28"/>
-        </w:rPr>
-        <w:t>Onu kim kəşf və ya ixtira edib</w:t>
+        <w:t>Kim kəşf edib və ya yaradıb</w:t>
       </w:r>
     </w:p>
     <w:p>
       <w:pPr>
-        <w:spacing w:after="160" w:line="276" w:lineRule="auto"/>
+        <w:widowControl/>
       </w:pPr>
       <w:r>
-        <w:rPr>
-          <w:rFonts w:ascii="Calibri" w:hAnsi="Calibri" w:eastAsia="Calibri"/>
-          <w:b w:val="0"/>
-          <w:i w:val="0"/>
-          <w:sz w:val="22"/>
-        </w:rPr>
-        <w:t>Metrik islahat tək bir ixtiraçının deyil, Fransa inqilabı dövründə Elmlər Akademiyasının komissiyalarının rəhbərlik etdiyi ortaq siyasi və elmi layihənin nəticəsi idi. Yerölçənlər Delambr və Meşen metrin uzunluğunu müəyyən etmək üçün meridian qövsünü ölçdülər; kimyaçılar və cihaz ustaları kütlə etalonlarını hazırladılar. Sonrakı nəsillər BIPM-də və milli laboratoriyalarda etalonları dəqiqləşdirdi, XXI əsrdə isə vahidləri təbiət sabitləri vasitəsilə yenidən müəyyənləşdirdi. Vaxtilə yerli ölçü vahidlərinə nəzarət edən sənətkarların yerini beynəlxalq komissiyalar aldı.</w:t>
+        <w:t>Metrik islahat Fransa inqilabının kollektiv siyasi və elmi layihəsi idi; ona tək ixtiraçı deyil, Akademiya komitələri rəhbərlik edirdi. Delambr və Meşen metri müəyyənləşdirmək üçün meridian qövsünü ölçdülər. Kimyaçılar və cihaz ustaları kütlə etalonları hazırladılar. Sonrakı nəsillər BIPM-də və milli laboratoriyalarda etalonları dəqiqləşdirdilər, XXI əsrdə vahidləri sabitlər vasitəsilə yenidən tərif etdilər. Yerli ölçülərə nəzarət edən ustaların inhisarı zəiflədi, beynəlxalq komitələrin məsuliyyəti artdı.</w:t>
       </w:r>
     </w:p>
     <w:p>
       <w:pPr>
-        <w:keepNext/>
-        <w:spacing w:before="240" w:after="120"/>
+        <w:pStyle w:val="Heading1"/>
+        <w:widowControl/>
       </w:pPr>
       <w:r>
-        <w:rPr>
-          <w:rFonts w:ascii="Calibri" w:hAnsi="Calibri" w:eastAsia="Calibri"/>
-          <w:b/>
-          <w:i w:val="0"/>
-          <w:color w:val="004E8C"/>
-          <w:sz w:val="28"/>
-        </w:rPr>
-        <w:t>Nə vaxt və necə meydana gəlib</w:t>
+        <w:t>Nə vaxt və necə yaranıb</w:t>
       </w:r>
     </w:p>
     <w:p>
       <w:pPr>
-        <w:spacing w:after="160" w:line="276" w:lineRule="auto"/>
+        <w:widowControl/>
       </w:pPr>
       <w:r>
-        <w:rPr>
-          <w:rFonts w:ascii="Calibri" w:hAnsi="Calibri" w:eastAsia="Calibri"/>
-          <w:b w:val="0"/>
-          <w:i w:val="0"/>
-          <w:sz w:val="22"/>
-        </w:rPr>
-        <w:t>1790-cı illərdə Fransa inqilabının rasional nizam yaratmaq ideyaları fonunda onluq ölçü vahidlərini qanuniləşdirdi. Metrik sistemin hətta Fransa daxilində qəbulu onillərlə davam edən izah və məcburi tətbiq tələb etdi; XIX əsrdə qonşu dövlətlər də bu sistemə keçməyə başladılar. Müqavilələr və sənaye sərgiləri metr və kiloqramı beynəlxalq ticarətin ortaq dilinə çevirdi. 1960-cı ildə yaradılan SI sistemi və sonrakı yeni təriflər onluq ardıcıllığı qorumaqla sistemi yenilədi. Bəzi ölkələr gündəlik danışıqda ənənəvi vahidləri saxlasalar da, elmdə metrik sistemdən istifadə etdilər. Bu dəyişiklik bir gün verilmiş fərmanla deyil, uzunmüddətli keçid nəticəsində baş verdi.</w:t>
+        <w:t>1790-cı illərdə Fransa rasional quruluşa yönəlmiş inqilab şəraitində onluq ölçüləri qanunlaşdırdı. Fransanın özündə qəbul onilliklər boyu izah və icra tədbirləri tələb etdi. XIX əsrdə qonşu dövlətlər də keçdi. Müqavilələr və sənaye sərgiləri metr və kiloqramı ticarət dili kimi yaydı. 1960-cı ilin SI sistemi və sonrakı təriflər onluq uyğunluğu saxlayaraq yanaşmanı yenilədi. Bəzi ölkələr gündəlik dildə köhnə vahidləri qorudu, elm isə metrik oldu. Bu, bir səhər verilən fərmandan çox uzun keçid prosesidir.</w:t>
       </w:r>
     </w:p>
     <w:p>
       <w:pPr>
-        <w:keepNext/>
-        <w:spacing w:before="240" w:after="120"/>
+        <w:pStyle w:val="Heading1"/>
+        <w:widowControl/>
       </w:pPr>
       <w:r>
-        <w:rPr>
-          <w:rFonts w:ascii="Calibri" w:hAnsi="Calibri" w:eastAsia="Calibri"/>
-          <w:b/>
-          <w:i w:val="0"/>
-          <w:color w:val="004E8C"/>
-          <w:sz w:val="28"/>
-        </w:rPr>
-        <w:t>Elmi baxımdan əhəmiyyəti</w:t>
+        <w:t>Elm üçün əhəmiyyəti</w:t>
       </w:r>
     </w:p>
     <w:p>
       <w:pPr>
-        <w:spacing w:after="160" w:line="276" w:lineRule="auto"/>
+        <w:widowControl/>
       </w:pPr>
       <w:r>
-        <w:rPr>
-          <w:rFonts w:ascii="Calibri" w:hAnsi="Calibri" w:eastAsia="Calibri"/>
-          <w:b w:val="0"/>
-          <w:i w:val="0"/>
-          <w:sz w:val="22"/>
-        </w:rPr>
-        <w:t>Ortaq vahidlər təcrübələrin təkrarını mümkün edir: «metr» və «saniyə» hər yerdə eyni məna daşıyırsa, bir laboratoriyada aparılmış təcrübəni başqa yerdə də yoxlamaq olar. Onluq quruluş çevirmə xətalarını azaldır və ölçü təhlilini asanlaşdırır. Vahidlərin əvvəlcə Yerlə, sonra maddi etalonlarla, nəhayət təbiət sabitləri ilə əlaqələndirilməsi metrologiyanı dəyişməzliyi öyrənən elm kimi inkişaf etdirdi. Spektroskopiya, elektronika və kimya metrik və SI yanaşmasının adiləşdirdiyi, mənbəyinə qədər izlənə bilən kalibrləmə zəncirlərinə əsaslanır.</w:t>
+        <w:t>Ortaq vahidlər təcrübənin təkrarını mümkün edir: metr və saniyə eyni məna daşıyırsa, bir laboratoriyanın işini digərində yoxlamaq olar. Onluq quruluş çevirmə xətalarını azaldır, kəmiyyətlərin ölçülərinin uyğunluğunu yoxlamağı asanlaşdırır. Vahidləri əvvəl Yerə, sonra etalona, daha sonra sabitlərə bağlamaq metrologiyanı dəyişməz ölçü axtaran elm kimi inkişaf etdirdi. Spektroskopiya, elektronika və kimya ölçmə cihazlarının izlənə bilən etalonlarla kalibrlənməsinə söykənir; metrik düşüncə bunu adiləşdirdi.</w:t>
       </w:r>
     </w:p>
     <w:p>
       <w:pPr>
-        <w:keepNext/>
-        <w:spacing w:before="240" w:after="120"/>
+        <w:pStyle w:val="Heading1"/>
+        <w:widowControl/>
       </w:pPr>
       <w:r>
-        <w:rPr>
-          <w:rFonts w:ascii="Calibri" w:hAnsi="Calibri" w:eastAsia="Calibri"/>
-          <w:b/>
-          <w:i w:val="0"/>
-          <w:color w:val="004E8C"/>
-          <w:sz w:val="28"/>
-        </w:rPr>
-        <w:t>Sonrakı inkişaflara necə təsir göstərib</w:t>
+        <w:t>Sonrakı inkişafa təsiri</w:t>
       </w:r>
     </w:p>
     <w:p>
       <w:pPr>
-        <w:spacing w:after="160" w:line="276" w:lineRule="auto"/>
+        <w:widowControl/>
       </w:pPr>
       <w:r>
-        <w:rPr>
-          <w:rFonts w:ascii="Calibri" w:hAnsi="Calibri" w:eastAsia="Calibri"/>
-          <w:b w:val="0"/>
-          <w:i w:val="0"/>
-          <w:sz w:val="22"/>
-        </w:rPr>
-        <w:t>Qlobal istehsalda yol verilən ölçü fərqləri, dərman dozaları və hava hesabatları metrik vahidləri bilməyə əsaslanır. Mühəndis çertyojları, ISO standartları və elmi jurnallar əsasən SI dilində danışır. Rəqəmsal sensorlar göstəriciləri adətən bu vahidlərlə verir; proqram kitabxanaları vahid çevirmələrini yerinə yetirsə də, ənənəvi vahidlər qarışanda yenə səhvlər yaranır. Kosmik uçuşlar və yüksək enerjilər fizikası bir-biri ilə uyğun vahid sistemini zəruri infrastruktur sayır. Kiloqramın Plank sabiti vasitəsilə yenidən müəyyənləşdirilməsi göstərir ki, sistemi öyrənilməsi asan edən onluq prinsipdən imtina etmədən onu daha dəqiq qurmaq mümkündür.</w:t>
+        <w:t>Qlobal istehsal dəqiqliyi, dərman dozaları və hava məlumatları metrik savad tələb edir. Mühəndislik çertyojları, Beynəlxalq Standartlaşdırma Təşkilatının — ISO-nun — standartları və elmi jurnallar əsasən SI-dən istifadə edir. Rəqəmsal sensorlar bu vahidlərlə nəticə verir; proqramlarda çevirmələr olsa da, köhnə vahidlər qarışanda səhvlər yarana bilir. Kosmik uçuş və yüksək enerji fizikası əlaqəli vahidləri əsas infrastruktur sayır. Kiloqramın Plank sabiti ilə tərifi göstərir ki, sistem öyrənilməsini asanlaşdıran onluq qaydanı saxlayaraq dərinləşə bilər.</w:t>
       </w:r>
     </w:p>
     <w:p>
       <w:pPr>
-        <w:keepNext/>
-        <w:spacing w:before="240" w:after="120"/>
+        <w:pStyle w:val="Heading1"/>
+        <w:widowControl/>
       </w:pPr>
       <w:r>
-        <w:rPr>
-          <w:rFonts w:ascii="Calibri" w:hAnsi="Calibri" w:eastAsia="Calibri"/>
-          <w:b/>
-          <w:i w:val="0"/>
-          <w:color w:val="004E8C"/>
-          <w:sz w:val="28"/>
-        </w:rPr>
         <w:t>İnsan həyatını necə dəyişib</w:t>
       </w:r>
     </w:p>
     <w:p>
       <w:pPr>
-        <w:spacing w:after="160" w:line="276" w:lineRule="auto"/>
+        <w:widowControl/>
       </w:pPr>
       <w:r>
-        <w:rPr>
-          <w:rFonts w:ascii="Calibri" w:hAnsi="Calibri" w:eastAsia="Calibri"/>
-          <w:b w:val="0"/>
-          <w:i w:val="0"/>
-          <w:sz w:val="22"/>
-        </w:rPr>
-        <w:t>Mağaza sahibləri və məktəblilər köhnə miqdarların yeni adlarını öyrəndilər; yemək reseptləri, yol nişanları və insanların boy ölçüsü yeni dillə ifadə olunmağa başladı. Bir litrin hər ölkədə eyni miqdarı bildirməsi sərhədlərarası ticarəti asanlaşdırdı. İki ölçü sistemi yanaşı işlədilən yerlərdə qarışıqlıq qaldı; çevirmə səhvləri hələ də pul itkisinə, nadir hallarda isə insan həyatına başa gəlir. Bununla belə, dünyanın böyük hissəsində metrik düşüncə bazarda ədalətin və tibbi xidmətlərdə aydınlığın gözə görünməyən əsasına çevrilib.</w:t>
+        <w:t>Dükançılar və məktəblilər tanış kəmiyyətlər üçün yeni adlar öyrəndilər; reseptlər, yol nişanları və boy ölçülərinin dili dəyişdi. Bir litr hər yerdə eyni məna daşıyanda sərhədlərarası ticarət asanlaşdı. İki sistem yanaşı qaldıqda qarışıqlıq davam etdi; çevirmə səhvləri hələ də pul, nadir hallarda insan həyatı bahasına başa gəlir. Bununla belə, dünyanın çoxunda metrik düşüncə bazarda ədalətli ölçünün və tibbdə aydınlığın adi təməlinə çevrildi.</w:t>
       </w:r>
     </w:p>
     <w:p>
       <w:pPr>
-        <w:keepNext/>
-        <w:spacing w:before="240" w:after="120"/>
+        <w:pStyle w:val="Heading1"/>
+        <w:widowControl/>
       </w:pPr>
       <w:r>
-        <w:rPr>
-          <w:rFonts w:ascii="Calibri" w:hAnsi="Calibri" w:eastAsia="Calibri"/>
-          <w:b/>
-          <w:i w:val="0"/>
-          <w:color w:val="004E8C"/>
-          <w:sz w:val="28"/>
-        </w:rPr>
         <w:t>Mənbələr və istinadlar</w:t>
       </w:r>
     </w:p>
     <w:p>
       <w:pPr>
-        <w:keepNext/>
-        <w:spacing w:before="240" w:after="120"/>
+        <w:pStyle w:val="Heading2"/>
+        <w:widowControl/>
       </w:pPr>
       <w:r>
         <w:rPr>
-          <w:rFonts w:ascii="Calibri" w:hAnsi="Calibri" w:eastAsia="Calibri"/>
-          <w:b/>
-          <w:i w:val="0"/>
-          <w:color w:val="004E8C"/>
-          <w:sz w:val="24"/>
+          <w:sz w:val="20"/>
         </w:rPr>
-        <w:t>A. Kitablar və əsas elmi əsərlər</w:t>
+        <w:t>A Kitablar və əsas elmi əsərlər</w:t>
       </w:r>
     </w:p>
     <w:p>
       <w:pPr>
-        <w:spacing w:after="80"/>
-        <w:ind w:left="360"/>
+        <w:widowControl/>
       </w:pPr>
       <w:r>
         <w:rPr>
-          <w:rFonts w:ascii="Calibri" w:hAnsi="Calibri" w:eastAsia="Calibri"/>
-          <w:b w:val="0"/>
-          <w:i w:val="0"/>
-          <w:sz w:val="22"/>
+          <w:sz w:val="20"/>
         </w:rPr>
         <w:t>1. Alder, Ken. The Measure of All Things. New York: Free Press, 2002.</w:t>
       </w:r>
     </w:p>
     <w:p>
       <w:pPr>
-        <w:keepNext/>
-        <w:spacing w:before="240" w:after="120"/>
+        <w:pStyle w:val="Heading2"/>
+        <w:widowControl/>
       </w:pPr>
       <w:r>
         <w:rPr>
-          <w:rFonts w:ascii="Calibri" w:hAnsi="Calibri" w:eastAsia="Calibri"/>
-          <w:b/>
-          <w:i w:val="0"/>
-          <w:color w:val="004E8C"/>
-          <w:sz w:val="24"/>
+          <w:sz w:val="20"/>
         </w:rPr>
-        <w:t>C. Təşkilatların materialları və ensiklopedik mənbələr</w:t>
+        <w:t>C Qurumların materialları və ensiklopedik mənbələr</w:t>
       </w:r>
     </w:p>
     <w:p>
       <w:pPr>
-        <w:spacing w:after="80"/>
-        <w:ind w:left="360"/>
+        <w:widowControl/>
       </w:pPr>
       <w:r>
         <w:rPr>
-          <w:rFonts w:ascii="Calibri" w:hAnsi="Calibri" w:eastAsia="Calibri"/>
-          <w:b w:val="0"/>
-          <w:i w:val="0"/>
-          <w:sz w:val="22"/>
+          <w:sz w:val="20"/>
         </w:rPr>
-        <w:t>1. Encyclopaedia Britannica. “Metric system” (“Metrik sistem”).</w:t>
-      </w:r>
-      <w:r>
-        <w:rPr>
-          <w:rFonts w:ascii="Calibri" w:hAnsi="Calibri" w:eastAsia="Calibri"/>
-          <w:b w:val="0"/>
-          <w:i w:val="0"/>
-          <w:sz w:val="22"/>
-        </w:rPr>
-        <w:t xml:space="preserve"> </w:t>
+        <w:t xml:space="preserve">1. Encyclopaedia Britannica. 'Metric system.' </w:t>
       </w:r>
       <w:hyperlink r:id="rId9">
         <w:r>
           <w:rPr>
-            <w:rFonts w:ascii="Calibri" w:hAnsi="Calibri" w:eastAsia="Calibri"/>
-            <w:b w:val="0"/>
-            <w:i w:val="0"/>
-            <w:sz w:val="22"/>
-            <w:color w:val="0563C1"/>
-            <w:u w:val="single"/>
+            <w:sz w:val="20"/>
           </w:rPr>
           <w:t>https://www.britannica.com/science/metric-system</w:t>
         </w:r>
       </w:hyperlink>
+      <w:r>
+        <w:rPr>
+          <w:sz w:val="20"/>
+        </w:rPr>
+      </w:r>
     </w:p>
     <w:p>
       <w:pPr>
-        <w:spacing w:after="80"/>
-        <w:ind w:left="360"/>
+        <w:widowControl/>
       </w:pPr>
       <w:r>
         <w:rPr>
-          <w:rFonts w:ascii="Calibri" w:hAnsi="Calibri" w:eastAsia="Calibri"/>
-          <w:b w:val="0"/>
-          <w:i w:val="0"/>
-          <w:sz w:val="22"/>
+          <w:sz w:val="20"/>
         </w:rPr>
-        <w:t>2. BIPM. The International System of Units (SI) (“Beynəlxalq Vahidlər Sistemi”).</w:t>
-      </w:r>
-      <w:r>
-        <w:rPr>
-          <w:rFonts w:ascii="Calibri" w:hAnsi="Calibri" w:eastAsia="Calibri"/>
-          <w:b w:val="0"/>
-          <w:i w:val="0"/>
-          <w:sz w:val="22"/>
-        </w:rPr>
-        <w:t xml:space="preserve"> </w:t>
+        <w:t xml:space="preserve">2. BIPM. The International System of Units (SI). </w:t>
       </w:r>
       <w:hyperlink r:id="rId10">
         <w:r>
           <w:rPr>
-            <w:rFonts w:ascii="Calibri" w:hAnsi="Calibri" w:eastAsia="Calibri"/>
-            <w:b w:val="0"/>
-            <w:i w:val="0"/>
-            <w:sz w:val="22"/>
-            <w:color w:val="0563C1"/>
-            <w:u w:val="single"/>
+            <w:sz w:val="20"/>
           </w:rPr>
           <w:t>https://www.bipm.org/en/measurement-units</w:t>
         </w:r>
       </w:hyperlink>
-    </w:p>
-    <w:p>
-      <w:pPr>
-        <w:keepNext/>
-        <w:spacing w:before="240" w:after="120"/>
-      </w:pPr>
       <w:r>
         <w:rPr>
-          <w:rFonts w:ascii="Calibri" w:hAnsi="Calibri" w:eastAsia="Calibri"/>
-          <w:b/>
-          <w:i w:val="0"/>
-          <w:color w:val="004E8C"/>
-          <w:sz w:val="24"/>
+          <w:sz w:val="20"/>
         </w:rPr>
-        <w:t>G. Kosmik agentliklərin, laboratoriyaların və elmi təşkilatların materialları</w:t>
       </w:r>
     </w:p>
     <w:p>
       <w:pPr>
-        <w:spacing w:after="80"/>
-        <w:ind w:left="360"/>
+        <w:pStyle w:val="Heading2"/>
+        <w:widowControl/>
       </w:pPr>
       <w:r>
         <w:rPr>
-          <w:rFonts w:ascii="Calibri" w:hAnsi="Calibri" w:eastAsia="Calibri"/>
-          <w:b w:val="0"/>
-          <w:i w:val="0"/>
-          <w:sz w:val="22"/>
+          <w:sz w:val="20"/>
         </w:rPr>
-        <w:t>1. NIST. Metrik sistem və SI üzrə materiallar.</w:t>
+        <w:t>G Kosmik agentliklər laboratoriyalar və elmi təşkilatlar</w:t>
       </w:r>
+    </w:p>
+    <w:p>
+      <w:pPr>
+        <w:widowControl/>
+      </w:pPr>
       <w:r>
         <w:rPr>
-          <w:rFonts w:ascii="Calibri" w:hAnsi="Calibri" w:eastAsia="Calibri"/>
-          <w:b w:val="0"/>
-          <w:i w:val="0"/>
-          <w:sz w:val="22"/>
+          <w:sz w:val="20"/>
         </w:rPr>
-        <w:t xml:space="preserve"> </w:t>
+        <w:t xml:space="preserve">1. NIST. Metric (SI) resources. </w:t>
       </w:r>
       <w:hyperlink r:id="rId11">
         <w:r>
           <w:rPr>
-            <w:rFonts w:ascii="Calibri" w:hAnsi="Calibri" w:eastAsia="Calibri"/>
-            <w:b w:val="0"/>
-            <w:i w:val="0"/>
-            <w:sz w:val="22"/>
-            <w:color w:val="0563C1"/>
-            <w:u w:val="single"/>
+            <w:sz w:val="20"/>
           </w:rPr>
           <w:t>https://www.nist.gov/pml/owm/metric-si</w:t>
         </w:r>
       </w:hyperlink>
-    </w:p>
-    <w:p>
-      <w:pPr>
-        <w:keepNext/>
-        <w:spacing w:before="240" w:after="120"/>
-      </w:pPr>
       <w:r>
         <w:rPr>
-          <w:rFonts w:ascii="Calibri" w:hAnsi="Calibri" w:eastAsia="Calibri"/>
-          <w:b/>
-          <w:i w:val="0"/>
-          <w:color w:val="004E8C"/>
-          <w:sz w:val="24"/>
+          <w:sz w:val="20"/>
         </w:rPr>
-        <w:t>D. Muzey, arxiv və kitabxana materialları</w:t>
       </w:r>
     </w:p>
     <w:p>
       <w:pPr>
-        <w:spacing w:after="80"/>
-        <w:ind w:left="360"/>
+        <w:pStyle w:val="Heading2"/>
+        <w:widowControl/>
       </w:pPr>
       <w:r>
         <w:rPr>
-          <w:rFonts w:ascii="Calibri" w:hAnsi="Calibri" w:eastAsia="Calibri"/>
-          <w:b w:val="0"/>
-          <w:i w:val="0"/>
-          <w:sz w:val="22"/>
+          <w:sz w:val="20"/>
         </w:rPr>
-        <w:t>1. Musée des Arts et Métiers (Paris). Tarixi metrik etalonlar.</w:t>
+        <w:t>D Muzey arxiv və kitabxana materialları</w:t>
       </w:r>
+    </w:p>
+    <w:p>
+      <w:pPr>
+        <w:widowControl/>
+      </w:pPr>
       <w:r>
         <w:rPr>
-          <w:rFonts w:ascii="Calibri" w:hAnsi="Calibri" w:eastAsia="Calibri"/>
-          <w:b w:val="0"/>
-          <w:i w:val="0"/>
-          <w:sz w:val="22"/>
+          <w:sz w:val="20"/>
         </w:rPr>
-        <w:t xml:space="preserve"> </w:t>
+        <w:t xml:space="preserve">1. Musee des Arts et Metiers (Paris). Historic metric standards. </w:t>
       </w:r>
       <w:hyperlink r:id="rId12">
         <w:r>
           <w:rPr>
-            <w:rFonts w:ascii="Calibri" w:hAnsi="Calibri" w:eastAsia="Calibri"/>
-            <w:b w:val="0"/>
-            <w:i w:val="0"/>
-            <w:sz w:val="22"/>
-            <w:color w:val="0563C1"/>
-            <w:u w:val="single"/>
+            <w:sz w:val="20"/>
           </w:rPr>
           <w:t>https://www.arts-et-metiers.net/</w:t>
         </w:r>
       </w:hyperlink>
+      <w:r>
+        <w:rPr>
+          <w:sz w:val="20"/>
+        </w:rPr>
+      </w:r>
     </w:p>
     <w:sectPr>
-      <w:pgSz w:w="12240" w:h="15840"/>
-      <w:pgMar w:top="1296" w:right="1440" w:bottom="1296" w:left="1440" w:header="720" w:footer="720" w:gutter="0"/>
+      <w:footerReference w:type="default" r:id="rId13"/>
+      <w:pgSz w:w="11906" w:h="16838"/>
+      <w:pgMar w:top="1020" w:right="1134" w:bottom="1020" w:left="1134" w:header="720" w:footer="720" w:gutter="0"/>
       <w:cols w:space="720"/>
       <w:docGrid w:linePitch="360"/>
     </w:sectPr>
   </w:body>
 </w:document>
+</file>
+
+<file path=word/footer1.xml><?xml version="1.0" encoding="utf-8"?>
+<w:ftr xmlns:m="http://schemas.openxmlformats.org/officeDocument/2006/math" xmlns:mc="http://schemas.openxmlformats.org/markup-compatibility/2006" xmlns:mo="http://schemas.microsoft.com/office/mac/office/2008/main" xmlns:mv="urn:schemas-microsoft-com:mac:vml" xmlns:o="urn:schemas-microsoft-com:office:office" xmlns:r="http://schemas.openxmlformats.org/officeDocument/2006/relationships" xmlns:v="urn:schemas-microsoft-com:vml" xmlns:w10="urn:schemas-microsoft-com:office:word" xmlns:w14="http://schemas.microsoft.com/office/word/2010/wordml" xmlns:w="http://schemas.openxmlformats.org/wordprocessingml/2006/main" xmlns:wne="http://schemas.microsoft.com/office/word/2006/wordml" xmlns:wp14="http://schemas.microsoft.com/office/word/2010/wordprocessingDrawing" xmlns:wp="http://schemas.openxmlformats.org/drawingml/2006/wordprocessingDrawing" xmlns:wpc="http://schemas.microsoft.com/office/word/2010/wordprocessingCanvas" xmlns:wpg="http://schemas.microsoft.com/office/word/2010/wordprocessingGroup" xmlns:wpi="http://schemas.microsoft.com/office/word/2010/wordprocessingInk" xmlns:wps="http://schemas.microsoft.com/office/word/2010/wordprocessingShape" mc:Ignorable="w14 wp14">
+  <w:p>
+    <w:pPr>
+      <w:pStyle w:val="Footer"/>
+      <w:jc w:val="right"/>
+    </w:pPr>
+    <w:fldSimple w:instr="PAGE"/>
+  </w:p>
+</w:ftr>
 </file>
 
 <file path=word/numbering.xml><?xml version="1.0" encoding="utf-8"?>
@@ -788,7 +594,7 @@
   <w:docDefaults>
     <w:rPrDefault>
       <w:rPr>
-        <w:rFonts w:asciiTheme="minorHAnsi" w:eastAsiaTheme="minorEastAsia" w:hAnsiTheme="minorHAnsi" w:cstheme="minorBidi"/>
+        <w:rFonts/>
         <w:sz w:val="22"/>
         <w:szCs w:val="22"/>
         <w:lang w:val="en-US" w:eastAsia="en-US" w:bidi="ar-SA"/>
@@ -943,6 +749,15 @@
     <w:name w:val="Normal"/>
     <w:qFormat/>
     <w:rsid w:val="00FC693F"/>
+    <w:pPr>
+      <w:spacing w:after="120" w:line="259" w:lineRule="auto"/>
+    </w:pPr>
+    <w:rPr>
+      <w:rFonts w:ascii="Times New Roman" w:hAnsi="Times New Roman"/>
+      <w:color w:val="000000"/>
+      <w:sz w:val="24"/>
+      <w:lang w:val="az-Latn-AZ"/>
+    </w:rPr>
   </w:style>
   <w:style w:type="paragraph" w:styleId="Header">
     <w:name w:val="header"/>
@@ -999,16 +814,17 @@
     <w:pPr>
       <w:keepNext/>
       <w:keepLines/>
-      <w:spacing w:before="480" w:after="0"/>
+      <w:spacing w:before="480" w:after="120" w:line="259" w:lineRule="auto"/>
       <w:outlineLvl w:val="0"/>
     </w:pPr>
     <w:rPr>
-      <w:rFonts w:asciiTheme="majorHAnsi" w:eastAsiaTheme="majorEastAsia" w:hAnsiTheme="majorHAnsi" w:cstheme="majorBidi"/>
+      <w:rFonts w:ascii="Times New Roman" w:hAnsi="Times New Roman"/>
       <w:b/>
       <w:bCs/>
-      <w:color w:val="365F91" w:themeColor="accent1" w:themeShade="BF"/>
-      <w:sz w:val="28"/>
+      <w:color w:val="000000"/>
+      <w:sz w:val="26"/>
       <w:szCs w:val="28"/>
+      <w:lang w:val="az-Latn-AZ"/>
     </w:rPr>
   </w:style>
   <w:style w:type="paragraph" w:styleId="Heading2">
@@ -1023,16 +839,17 @@
     <w:pPr>
       <w:keepNext/>
       <w:keepLines/>
-      <w:spacing w:before="200" w:after="0"/>
+      <w:spacing w:before="200" w:after="120" w:line="259" w:lineRule="auto"/>
       <w:outlineLvl w:val="1"/>
     </w:pPr>
     <w:rPr>
-      <w:rFonts w:asciiTheme="majorHAnsi" w:eastAsiaTheme="majorEastAsia" w:hAnsiTheme="majorHAnsi" w:cstheme="majorBidi"/>
+      <w:rFonts w:ascii="Times New Roman" w:hAnsi="Times New Roman"/>
       <w:b/>
       <w:bCs/>
-      <w:color w:val="4F81BD" w:themeColor="accent1"/>
+      <w:color w:val="000000"/>
       <w:sz w:val="26"/>
       <w:szCs w:val="26"/>
+      <w:lang w:val="az-Latn-AZ"/>
     </w:rPr>
   </w:style>
   <w:style w:type="paragraph" w:styleId="Heading3">
@@ -1051,7 +868,7 @@
       <w:outlineLvl w:val="2"/>
     </w:pPr>
     <w:rPr>
-      <w:rFonts w:asciiTheme="majorHAnsi" w:eastAsiaTheme="majorEastAsia" w:hAnsiTheme="majorHAnsi" w:cstheme="majorBidi"/>
+      <w:rFonts/>
       <w:b/>
       <w:bCs/>
       <w:color w:val="4F81BD" w:themeColor="accent1"/>
@@ -1074,7 +891,7 @@
       <w:outlineLvl w:val="3"/>
     </w:pPr>
     <w:rPr>
-      <w:rFonts w:asciiTheme="majorHAnsi" w:eastAsiaTheme="majorEastAsia" w:hAnsiTheme="majorHAnsi" w:cstheme="majorBidi"/>
+      <w:rFonts/>
       <w:b/>
       <w:bCs/>
       <w:i/>
@@ -1099,7 +916,7 @@
       <w:outlineLvl w:val="4"/>
     </w:pPr>
     <w:rPr>
-      <w:rFonts w:asciiTheme="majorHAnsi" w:eastAsiaTheme="majorEastAsia" w:hAnsiTheme="majorHAnsi" w:cstheme="majorBidi"/>
+      <w:rFonts/>
       <w:color w:val="243F60" w:themeColor="accent1" w:themeShade="7F"/>
     </w:rPr>
   </w:style>
@@ -1120,7 +937,7 @@
       <w:outlineLvl w:val="5"/>
     </w:pPr>
     <w:rPr>
-      <w:rFonts w:asciiTheme="majorHAnsi" w:eastAsiaTheme="majorEastAsia" w:hAnsiTheme="majorHAnsi" w:cstheme="majorBidi"/>
+      <w:rFonts/>
       <w:i/>
       <w:iCs/>
       <w:color w:val="243F60" w:themeColor="accent1" w:themeShade="7F"/>
@@ -1143,7 +960,7 @@
       <w:outlineLvl w:val="6"/>
     </w:pPr>
     <w:rPr>
-      <w:rFonts w:asciiTheme="majorHAnsi" w:eastAsiaTheme="majorEastAsia" w:hAnsiTheme="majorHAnsi" w:cstheme="majorBidi"/>
+      <w:rFonts/>
       <w:i/>
       <w:iCs/>
       <w:color w:val="404040" w:themeColor="text1" w:themeTint="BF"/>
@@ -1166,7 +983,7 @@
       <w:outlineLvl w:val="7"/>
     </w:pPr>
     <w:rPr>
-      <w:rFonts w:asciiTheme="majorHAnsi" w:eastAsiaTheme="majorEastAsia" w:hAnsiTheme="majorHAnsi" w:cstheme="majorBidi"/>
+      <w:rFonts/>
       <w:color w:val="4F81BD" w:themeColor="accent1"/>
       <w:sz w:val="20"/>
       <w:szCs w:val="20"/>
@@ -1189,7 +1006,7 @@
       <w:outlineLvl w:val="8"/>
     </w:pPr>
     <w:rPr>
-      <w:rFonts w:asciiTheme="majorHAnsi" w:eastAsiaTheme="majorEastAsia" w:hAnsiTheme="majorHAnsi" w:cstheme="majorBidi"/>
+      <w:rFonts/>
       <w:i/>
       <w:iCs/>
       <w:color w:val="404040" w:themeColor="text1" w:themeTint="BF"/>
@@ -1240,7 +1057,7 @@
     <w:uiPriority w:val="9"/>
     <w:rsid w:val="00FC693F"/>
     <w:rPr>
-      <w:rFonts w:asciiTheme="majorHAnsi" w:eastAsiaTheme="majorEastAsia" w:hAnsiTheme="majorHAnsi" w:cstheme="majorBidi"/>
+      <w:rFonts/>
       <w:b/>
       <w:bCs/>
       <w:color w:val="365F91" w:themeColor="accent1" w:themeShade="BF"/>
@@ -1255,7 +1072,7 @@
     <w:uiPriority w:val="9"/>
     <w:rsid w:val="00FC693F"/>
     <w:rPr>
-      <w:rFonts w:asciiTheme="majorHAnsi" w:eastAsiaTheme="majorEastAsia" w:hAnsiTheme="majorHAnsi" w:cstheme="majorBidi"/>
+      <w:rFonts/>
       <w:b/>
       <w:bCs/>
       <w:color w:val="4F81BD" w:themeColor="accent1"/>
@@ -1270,7 +1087,7 @@
     <w:uiPriority w:val="9"/>
     <w:rsid w:val="00FC693F"/>
     <w:rPr>
-      <w:rFonts w:asciiTheme="majorHAnsi" w:eastAsiaTheme="majorEastAsia" w:hAnsiTheme="majorHAnsi" w:cstheme="majorBidi"/>
+      <w:rFonts/>
       <w:b/>
       <w:bCs/>
       <w:color w:val="4F81BD" w:themeColor="accent1"/>
@@ -1285,19 +1102,17 @@
     <w:qFormat/>
     <w:rsid w:val="00FC693F"/>
     <w:pPr>
-      <w:pBdr>
-        <w:bottom w:val="single" w:sz="8" w:space="4" w:color="4F81BD" w:themeColor="accent1"/>
-      </w:pBdr>
-      <w:spacing w:after="300" w:line="240" w:lineRule="auto"/>
+      <w:spacing w:after="120" w:line="259" w:lineRule="auto"/>
       <w:contextualSpacing/>
     </w:pPr>
     <w:rPr>
-      <w:rFonts w:asciiTheme="majorHAnsi" w:eastAsiaTheme="majorEastAsia" w:hAnsiTheme="majorHAnsi" w:cstheme="majorBidi"/>
-      <w:color w:val="17365D" w:themeColor="text2" w:themeShade="BF"/>
+      <w:rFonts w:ascii="Times New Roman" w:hAnsi="Times New Roman"/>
+      <w:color w:val="000000"/>
       <w:spacing w:val="5"/>
       <w:kern w:val="28"/>
-      <w:sz w:val="52"/>
+      <w:sz w:val="40"/>
       <w:szCs w:val="52"/>
+      <w:lang w:val="az-Latn-AZ"/>
     </w:rPr>
   </w:style>
   <w:style w:type="character" w:customStyle="1" w:styleId="TitleChar">
@@ -1307,7 +1122,7 @@
     <w:uiPriority w:val="10"/>
     <w:rsid w:val="00FC693F"/>
     <w:rPr>
-      <w:rFonts w:asciiTheme="majorHAnsi" w:eastAsiaTheme="majorEastAsia" w:hAnsiTheme="majorHAnsi" w:cstheme="majorBidi"/>
+      <w:rFonts/>
       <w:color w:val="17365D" w:themeColor="text2" w:themeShade="BF"/>
       <w:spacing w:val="5"/>
       <w:kern w:val="28"/>
@@ -1329,7 +1144,7 @@
       </w:numPr>
     </w:pPr>
     <w:rPr>
-      <w:rFonts w:asciiTheme="majorHAnsi" w:eastAsiaTheme="majorEastAsia" w:hAnsiTheme="majorHAnsi" w:cstheme="majorBidi"/>
+      <w:rFonts/>
       <w:i/>
       <w:iCs/>
       <w:color w:val="4F81BD" w:themeColor="accent1"/>
@@ -1345,7 +1160,7 @@
     <w:uiPriority w:val="11"/>
     <w:rsid w:val="00FC693F"/>
     <w:rPr>
-      <w:rFonts w:asciiTheme="majorHAnsi" w:eastAsiaTheme="majorEastAsia" w:hAnsiTheme="majorHAnsi" w:cstheme="majorBidi"/>
+      <w:rFonts/>
       <w:i/>
       <w:iCs/>
       <w:color w:val="4F81BD" w:themeColor="accent1"/>
@@ -1470,8 +1285,15 @@
       <w:numPr>
         <w:numId w:val="1"/>
       </w:numPr>
+      <w:spacing w:after="120" w:line="259" w:lineRule="auto"/>
       <w:contextualSpacing/>
     </w:pPr>
+    <w:rPr>
+      <w:rFonts w:ascii="Times New Roman" w:hAnsi="Times New Roman"/>
+      <w:color w:val="000000"/>
+      <w:sz w:val="24"/>
+      <w:lang w:val="az-Latn-AZ"/>
+    </w:rPr>
   </w:style>
   <w:style w:type="paragraph" w:styleId="ListBullet2">
     <w:name w:val="List Bullet 2"/>
@@ -1643,7 +1465,7 @@
     <w:semiHidden/>
     <w:rsid w:val="00FC693F"/>
     <w:rPr>
-      <w:rFonts w:asciiTheme="majorHAnsi" w:eastAsiaTheme="majorEastAsia" w:hAnsiTheme="majorHAnsi" w:cstheme="majorBidi"/>
+      <w:rFonts/>
       <w:b/>
       <w:bCs/>
       <w:i/>
@@ -1659,7 +1481,7 @@
     <w:semiHidden/>
     <w:rsid w:val="00FC693F"/>
     <w:rPr>
-      <w:rFonts w:asciiTheme="majorHAnsi" w:eastAsiaTheme="majorEastAsia" w:hAnsiTheme="majorHAnsi" w:cstheme="majorBidi"/>
+      <w:rFonts/>
       <w:color w:val="243F60" w:themeColor="accent1" w:themeShade="7F"/>
     </w:rPr>
   </w:style>
@@ -1671,7 +1493,7 @@
     <w:semiHidden/>
     <w:rsid w:val="00FC693F"/>
     <w:rPr>
-      <w:rFonts w:asciiTheme="majorHAnsi" w:eastAsiaTheme="majorEastAsia" w:hAnsiTheme="majorHAnsi" w:cstheme="majorBidi"/>
+      <w:rFonts/>
       <w:i/>
       <w:iCs/>
       <w:color w:val="243F60" w:themeColor="accent1" w:themeShade="7F"/>
@@ -1685,7 +1507,7 @@
     <w:semiHidden/>
     <w:rsid w:val="00FC693F"/>
     <w:rPr>
-      <w:rFonts w:asciiTheme="majorHAnsi" w:eastAsiaTheme="majorEastAsia" w:hAnsiTheme="majorHAnsi" w:cstheme="majorBidi"/>
+      <w:rFonts/>
       <w:i/>
       <w:iCs/>
       <w:color w:val="404040" w:themeColor="text1" w:themeTint="BF"/>
@@ -1699,7 +1521,7 @@
     <w:semiHidden/>
     <w:rsid w:val="00FC693F"/>
     <w:rPr>
-      <w:rFonts w:asciiTheme="majorHAnsi" w:eastAsiaTheme="majorEastAsia" w:hAnsiTheme="majorHAnsi" w:cstheme="majorBidi"/>
+      <w:rFonts/>
       <w:color w:val="4F81BD" w:themeColor="accent1"/>
       <w:sz w:val="20"/>
       <w:szCs w:val="20"/>
@@ -1713,7 +1535,7 @@
     <w:semiHidden/>
     <w:rsid w:val="00FC693F"/>
     <w:rPr>
-      <w:rFonts w:asciiTheme="majorHAnsi" w:eastAsiaTheme="majorEastAsia" w:hAnsiTheme="majorHAnsi" w:cstheme="majorBidi"/>
+      <w:rFonts/>
       <w:i/>
       <w:iCs/>
       <w:color w:val="404040" w:themeColor="text1" w:themeTint="BF"/>
@@ -1772,9 +1594,6 @@
     <w:qFormat/>
     <w:rsid w:val="00FC693F"/>
     <w:pPr>
-      <w:pBdr>
-        <w:bottom w:val="single" w:sz="4" w:space="4" w:color="4F81BD" w:themeColor="accent1"/>
-      </w:pBdr>
       <w:spacing w:before="200" w:after="280"/>
       <w:ind w:left="936" w:right="936"/>
     </w:pPr>
@@ -3302,7 +3121,7 @@
         <w:spacing w:before="0" w:after="0" w:line="240" w:lineRule="auto"/>
       </w:pPr>
       <w:rPr>
-        <w:rFonts w:asciiTheme="majorHAnsi" w:eastAsiaTheme="majorEastAsia" w:hAnsiTheme="majorHAnsi" w:cstheme="majorBidi"/>
+        <w:rFonts/>
         <w:b/>
         <w:bCs/>
       </w:rPr>
@@ -3323,7 +3142,7 @@
         <w:spacing w:before="0" w:after="0" w:line="240" w:lineRule="auto"/>
       </w:pPr>
       <w:rPr>
-        <w:rFonts w:asciiTheme="majorHAnsi" w:eastAsiaTheme="majorEastAsia" w:hAnsiTheme="majorHAnsi" w:cstheme="majorBidi"/>
+        <w:rFonts/>
         <w:b/>
         <w:bCs/>
       </w:rPr>
@@ -3341,14 +3160,14 @@
     </w:tblStylePr>
     <w:tblStylePr w:type="firstCol">
       <w:rPr>
-        <w:rFonts w:asciiTheme="majorHAnsi" w:eastAsiaTheme="majorEastAsia" w:hAnsiTheme="majorHAnsi" w:cstheme="majorBidi"/>
+        <w:rFonts/>
         <w:b/>
         <w:bCs/>
       </w:rPr>
     </w:tblStylePr>
     <w:tblStylePr w:type="lastCol">
       <w:rPr>
-        <w:rFonts w:asciiTheme="majorHAnsi" w:eastAsiaTheme="majorEastAsia" w:hAnsiTheme="majorHAnsi" w:cstheme="majorBidi"/>
+        <w:rFonts/>
         <w:b/>
         <w:bCs/>
       </w:rPr>
@@ -3432,7 +3251,7 @@
         <w:spacing w:before="0" w:after="0" w:line="240" w:lineRule="auto"/>
       </w:pPr>
       <w:rPr>
-        <w:rFonts w:asciiTheme="majorHAnsi" w:eastAsiaTheme="majorEastAsia" w:hAnsiTheme="majorHAnsi" w:cstheme="majorBidi"/>
+        <w:rFonts/>
         <w:b/>
         <w:bCs/>
       </w:rPr>
@@ -3453,7 +3272,7 @@
         <w:spacing w:before="0" w:after="0" w:line="240" w:lineRule="auto"/>
       </w:pPr>
       <w:rPr>
-        <w:rFonts w:asciiTheme="majorHAnsi" w:eastAsiaTheme="majorEastAsia" w:hAnsiTheme="majorHAnsi" w:cstheme="majorBidi"/>
+        <w:rFonts/>
         <w:b/>
         <w:bCs/>
       </w:rPr>
@@ -3471,14 +3290,14 @@
     </w:tblStylePr>
     <w:tblStylePr w:type="firstCol">
       <w:rPr>
-        <w:rFonts w:asciiTheme="majorHAnsi" w:eastAsiaTheme="majorEastAsia" w:hAnsiTheme="majorHAnsi" w:cstheme="majorBidi"/>
+        <w:rFonts/>
         <w:b/>
         <w:bCs/>
       </w:rPr>
     </w:tblStylePr>
     <w:tblStylePr w:type="lastCol">
       <w:rPr>
-        <w:rFonts w:asciiTheme="majorHAnsi" w:eastAsiaTheme="majorEastAsia" w:hAnsiTheme="majorHAnsi" w:cstheme="majorBidi"/>
+        <w:rFonts/>
         <w:b/>
         <w:bCs/>
       </w:rPr>
@@ -3562,7 +3381,7 @@
         <w:spacing w:before="0" w:after="0" w:line="240" w:lineRule="auto"/>
       </w:pPr>
       <w:rPr>
-        <w:rFonts w:asciiTheme="majorHAnsi" w:eastAsiaTheme="majorEastAsia" w:hAnsiTheme="majorHAnsi" w:cstheme="majorBidi"/>
+        <w:rFonts/>
         <w:b/>
         <w:bCs/>
       </w:rPr>
@@ -3583,7 +3402,7 @@
         <w:spacing w:before="0" w:after="0" w:line="240" w:lineRule="auto"/>
       </w:pPr>
       <w:rPr>
-        <w:rFonts w:asciiTheme="majorHAnsi" w:eastAsiaTheme="majorEastAsia" w:hAnsiTheme="majorHAnsi" w:cstheme="majorBidi"/>
+        <w:rFonts/>
         <w:b/>
         <w:bCs/>
       </w:rPr>
@@ -3601,14 +3420,14 @@
     </w:tblStylePr>
     <w:tblStylePr w:type="firstCol">
       <w:rPr>
-        <w:rFonts w:asciiTheme="majorHAnsi" w:eastAsiaTheme="majorEastAsia" w:hAnsiTheme="majorHAnsi" w:cstheme="majorBidi"/>
+        <w:rFonts/>
         <w:b/>
         <w:bCs/>
       </w:rPr>
     </w:tblStylePr>
     <w:tblStylePr w:type="lastCol">
       <w:rPr>
-        <w:rFonts w:asciiTheme="majorHAnsi" w:eastAsiaTheme="majorEastAsia" w:hAnsiTheme="majorHAnsi" w:cstheme="majorBidi"/>
+        <w:rFonts/>
         <w:b/>
         <w:bCs/>
       </w:rPr>
@@ -3692,7 +3511,7 @@
         <w:spacing w:before="0" w:after="0" w:line="240" w:lineRule="auto"/>
       </w:pPr>
       <w:rPr>
-        <w:rFonts w:asciiTheme="majorHAnsi" w:eastAsiaTheme="majorEastAsia" w:hAnsiTheme="majorHAnsi" w:cstheme="majorBidi"/>
+        <w:rFonts/>
         <w:b/>
         <w:bCs/>
       </w:rPr>
@@ -3713,7 +3532,7 @@
         <w:spacing w:before="0" w:after="0" w:line="240" w:lineRule="auto"/>
       </w:pPr>
       <w:rPr>
-        <w:rFonts w:asciiTheme="majorHAnsi" w:eastAsiaTheme="majorEastAsia" w:hAnsiTheme="majorHAnsi" w:cstheme="majorBidi"/>
+        <w:rFonts/>
         <w:b/>
         <w:bCs/>
       </w:rPr>
@@ -3731,14 +3550,14 @@
     </w:tblStylePr>
     <w:tblStylePr w:type="firstCol">
       <w:rPr>
-        <w:rFonts w:asciiTheme="majorHAnsi" w:eastAsiaTheme="majorEastAsia" w:hAnsiTheme="majorHAnsi" w:cstheme="majorBidi"/>
+        <w:rFonts/>
         <w:b/>
         <w:bCs/>
       </w:rPr>
     </w:tblStylePr>
     <w:tblStylePr w:type="lastCol">
       <w:rPr>
-        <w:rFonts w:asciiTheme="majorHAnsi" w:eastAsiaTheme="majorEastAsia" w:hAnsiTheme="majorHAnsi" w:cstheme="majorBidi"/>
+        <w:rFonts/>
         <w:b/>
         <w:bCs/>
       </w:rPr>
@@ -3822,7 +3641,7 @@
         <w:spacing w:before="0" w:after="0" w:line="240" w:lineRule="auto"/>
       </w:pPr>
       <w:rPr>
-        <w:rFonts w:asciiTheme="majorHAnsi" w:eastAsiaTheme="majorEastAsia" w:hAnsiTheme="majorHAnsi" w:cstheme="majorBidi"/>
+        <w:rFonts/>
         <w:b/>
         <w:bCs/>
       </w:rPr>
@@ -3843,7 +3662,7 @@
         <w:spacing w:before="0" w:after="0" w:line="240" w:lineRule="auto"/>
       </w:pPr>
       <w:rPr>
-        <w:rFonts w:asciiTheme="majorHAnsi" w:eastAsiaTheme="majorEastAsia" w:hAnsiTheme="majorHAnsi" w:cstheme="majorBidi"/>
+        <w:rFonts/>
         <w:b/>
         <w:bCs/>
       </w:rPr>
@@ -3861,14 +3680,14 @@
     </w:tblStylePr>
     <w:tblStylePr w:type="firstCol">
       <w:rPr>
-        <w:rFonts w:asciiTheme="majorHAnsi" w:eastAsiaTheme="majorEastAsia" w:hAnsiTheme="majorHAnsi" w:cstheme="majorBidi"/>
+        <w:rFonts/>
         <w:b/>
         <w:bCs/>
       </w:rPr>
     </w:tblStylePr>
     <w:tblStylePr w:type="lastCol">
       <w:rPr>
-        <w:rFonts w:asciiTheme="majorHAnsi" w:eastAsiaTheme="majorEastAsia" w:hAnsiTheme="majorHAnsi" w:cstheme="majorBidi"/>
+        <w:rFonts/>
         <w:b/>
         <w:bCs/>
       </w:rPr>
@@ -3952,7 +3771,7 @@
         <w:spacing w:before="0" w:after="0" w:line="240" w:lineRule="auto"/>
       </w:pPr>
       <w:rPr>
-        <w:rFonts w:asciiTheme="majorHAnsi" w:eastAsiaTheme="majorEastAsia" w:hAnsiTheme="majorHAnsi" w:cstheme="majorBidi"/>
+        <w:rFonts/>
         <w:b/>
         <w:bCs/>
       </w:rPr>
@@ -3973,7 +3792,7 @@
         <w:spacing w:before="0" w:after="0" w:line="240" w:lineRule="auto"/>
       </w:pPr>
       <w:rPr>
-        <w:rFonts w:asciiTheme="majorHAnsi" w:eastAsiaTheme="majorEastAsia" w:hAnsiTheme="majorHAnsi" w:cstheme="majorBidi"/>
+        <w:rFonts/>
         <w:b/>
         <w:bCs/>
       </w:rPr>
@@ -3991,14 +3810,14 @@
     </w:tblStylePr>
     <w:tblStylePr w:type="firstCol">
       <w:rPr>
-        <w:rFonts w:asciiTheme="majorHAnsi" w:eastAsiaTheme="majorEastAsia" w:hAnsiTheme="majorHAnsi" w:cstheme="majorBidi"/>
+        <w:rFonts/>
         <w:b/>
         <w:bCs/>
       </w:rPr>
     </w:tblStylePr>
     <w:tblStylePr w:type="lastCol">
       <w:rPr>
-        <w:rFonts w:asciiTheme="majorHAnsi" w:eastAsiaTheme="majorEastAsia" w:hAnsiTheme="majorHAnsi" w:cstheme="majorBidi"/>
+        <w:rFonts/>
         <w:b/>
         <w:bCs/>
       </w:rPr>
@@ -4082,7 +3901,7 @@
         <w:spacing w:before="0" w:after="0" w:line="240" w:lineRule="auto"/>
       </w:pPr>
       <w:rPr>
-        <w:rFonts w:asciiTheme="majorHAnsi" w:eastAsiaTheme="majorEastAsia" w:hAnsiTheme="majorHAnsi" w:cstheme="majorBidi"/>
+        <w:rFonts/>
         <w:b/>
         <w:bCs/>
       </w:rPr>
@@ -4103,7 +3922,7 @@
         <w:spacing w:before="0" w:after="0" w:line="240" w:lineRule="auto"/>
       </w:pPr>
       <w:rPr>
-        <w:rFonts w:asciiTheme="majorHAnsi" w:eastAsiaTheme="majorEastAsia" w:hAnsiTheme="majorHAnsi" w:cstheme="majorBidi"/>
+        <w:rFonts/>
         <w:b/>
         <w:bCs/>
       </w:rPr>
@@ -4121,14 +3940,14 @@
     </w:tblStylePr>
     <w:tblStylePr w:type="firstCol">
       <w:rPr>
-        <w:rFonts w:asciiTheme="majorHAnsi" w:eastAsiaTheme="majorEastAsia" w:hAnsiTheme="majorHAnsi" w:cstheme="majorBidi"/>
+        <w:rFonts/>
         <w:b/>
         <w:bCs/>
       </w:rPr>
     </w:tblStylePr>
     <w:tblStylePr w:type="lastCol">
       <w:rPr>
-        <w:rFonts w:asciiTheme="majorHAnsi" w:eastAsiaTheme="majorEastAsia" w:hAnsiTheme="majorHAnsi" w:cstheme="majorBidi"/>
+        <w:rFonts/>
         <w:b/>
         <w:bCs/>
       </w:rPr>
@@ -5993,7 +5812,7 @@
     </w:tblPr>
     <w:tblStylePr w:type="firstRow">
       <w:rPr>
-        <w:rFonts w:asciiTheme="majorHAnsi" w:eastAsiaTheme="majorEastAsia" w:hAnsiTheme="majorHAnsi" w:cstheme="majorBidi"/>
+        <w:rFonts/>
       </w:rPr>
       <w:tblPr/>
       <w:tcPr>
@@ -6077,7 +5896,7 @@
     </w:tblPr>
     <w:tblStylePr w:type="firstRow">
       <w:rPr>
-        <w:rFonts w:asciiTheme="majorHAnsi" w:eastAsiaTheme="majorEastAsia" w:hAnsiTheme="majorHAnsi" w:cstheme="majorBidi"/>
+        <w:rFonts/>
       </w:rPr>
       <w:tblPr/>
       <w:tcPr>
@@ -6161,7 +5980,7 @@
     </w:tblPr>
     <w:tblStylePr w:type="firstRow">
       <w:rPr>
-        <w:rFonts w:asciiTheme="majorHAnsi" w:eastAsiaTheme="majorEastAsia" w:hAnsiTheme="majorHAnsi" w:cstheme="majorBidi"/>
+        <w:rFonts/>
       </w:rPr>
       <w:tblPr/>
       <w:tcPr>
@@ -6245,7 +6064,7 @@
     </w:tblPr>
     <w:tblStylePr w:type="firstRow">
       <w:rPr>
-        <w:rFonts w:asciiTheme="majorHAnsi" w:eastAsiaTheme="majorEastAsia" w:hAnsiTheme="majorHAnsi" w:cstheme="majorBidi"/>
+        <w:rFonts/>
       </w:rPr>
       <w:tblPr/>
       <w:tcPr>
@@ -6329,7 +6148,7 @@
     </w:tblPr>
     <w:tblStylePr w:type="firstRow">
       <w:rPr>
-        <w:rFonts w:asciiTheme="majorHAnsi" w:eastAsiaTheme="majorEastAsia" w:hAnsiTheme="majorHAnsi" w:cstheme="majorBidi"/>
+        <w:rFonts/>
       </w:rPr>
       <w:tblPr/>
       <w:tcPr>
@@ -6413,7 +6232,7 @@
     </w:tblPr>
     <w:tblStylePr w:type="firstRow">
       <w:rPr>
-        <w:rFonts w:asciiTheme="majorHAnsi" w:eastAsiaTheme="majorEastAsia" w:hAnsiTheme="majorHAnsi" w:cstheme="majorBidi"/>
+        <w:rFonts/>
       </w:rPr>
       <w:tblPr/>
       <w:tcPr>
@@ -6497,7 +6316,7 @@
     </w:tblPr>
     <w:tblStylePr w:type="firstRow">
       <w:rPr>
-        <w:rFonts w:asciiTheme="majorHAnsi" w:eastAsiaTheme="majorEastAsia" w:hAnsiTheme="majorHAnsi" w:cstheme="majorBidi"/>
+        <w:rFonts/>
       </w:rPr>
       <w:tblPr/>
       <w:tcPr>
@@ -6562,7 +6381,7 @@
       <w:spacing w:after="0" w:line="240" w:lineRule="auto"/>
     </w:pPr>
     <w:rPr>
-      <w:rFonts w:asciiTheme="majorHAnsi" w:eastAsiaTheme="majorEastAsia" w:hAnsiTheme="majorHAnsi" w:cstheme="majorBidi"/>
+      <w:rFonts/>
       <w:color w:val="000000" w:themeColor="text1"/>
     </w:rPr>
     <w:tblPr>
@@ -6690,7 +6509,7 @@
       <w:spacing w:after="0" w:line="240" w:lineRule="auto"/>
     </w:pPr>
     <w:rPr>
-      <w:rFonts w:asciiTheme="majorHAnsi" w:eastAsiaTheme="majorEastAsia" w:hAnsiTheme="majorHAnsi" w:cstheme="majorBidi"/>
+      <w:rFonts/>
       <w:color w:val="000000" w:themeColor="text1"/>
     </w:rPr>
     <w:tblPr>
@@ -6818,7 +6637,7 @@
       <w:spacing w:after="0" w:line="240" w:lineRule="auto"/>
     </w:pPr>
     <w:rPr>
-      <w:rFonts w:asciiTheme="majorHAnsi" w:eastAsiaTheme="majorEastAsia" w:hAnsiTheme="majorHAnsi" w:cstheme="majorBidi"/>
+      <w:rFonts/>
       <w:color w:val="000000" w:themeColor="text1"/>
     </w:rPr>
     <w:tblPr>
@@ -6946,7 +6765,7 @@
       <w:spacing w:after="0" w:line="240" w:lineRule="auto"/>
     </w:pPr>
     <w:rPr>
-      <w:rFonts w:asciiTheme="majorHAnsi" w:eastAsiaTheme="majorEastAsia" w:hAnsiTheme="majorHAnsi" w:cstheme="majorBidi"/>
+      <w:rFonts/>
       <w:color w:val="000000" w:themeColor="text1"/>
     </w:rPr>
     <w:tblPr>
@@ -7074,7 +6893,7 @@
       <w:spacing w:after="0" w:line="240" w:lineRule="auto"/>
     </w:pPr>
     <w:rPr>
-      <w:rFonts w:asciiTheme="majorHAnsi" w:eastAsiaTheme="majorEastAsia" w:hAnsiTheme="majorHAnsi" w:cstheme="majorBidi"/>
+      <w:rFonts/>
       <w:color w:val="000000" w:themeColor="text1"/>
     </w:rPr>
     <w:tblPr>
@@ -7202,7 +7021,7 @@
       <w:spacing w:after="0" w:line="240" w:lineRule="auto"/>
     </w:pPr>
     <w:rPr>
-      <w:rFonts w:asciiTheme="majorHAnsi" w:eastAsiaTheme="majorEastAsia" w:hAnsiTheme="majorHAnsi" w:cstheme="majorBidi"/>
+      <w:rFonts/>
       <w:color w:val="000000" w:themeColor="text1"/>
     </w:rPr>
     <w:tblPr>
@@ -7330,7 +7149,7 @@
       <w:spacing w:after="0" w:line="240" w:lineRule="auto"/>
     </w:pPr>
     <w:rPr>
-      <w:rFonts w:asciiTheme="majorHAnsi" w:eastAsiaTheme="majorEastAsia" w:hAnsiTheme="majorHAnsi" w:cstheme="majorBidi"/>
+      <w:rFonts/>
       <w:color w:val="000000" w:themeColor="text1"/>
     </w:rPr>
     <w:tblPr>
@@ -7969,7 +7788,7 @@
       <w:spacing w:after="0" w:line="240" w:lineRule="auto"/>
     </w:pPr>
     <w:rPr>
-      <w:rFonts w:asciiTheme="majorHAnsi" w:eastAsiaTheme="majorEastAsia" w:hAnsiTheme="majorHAnsi" w:cstheme="majorBidi"/>
+      <w:rFonts/>
       <w:color w:val="000000" w:themeColor="text1"/>
     </w:rPr>
     <w:tblPr>
@@ -8094,7 +7913,7 @@
       <w:spacing w:after="0" w:line="240" w:lineRule="auto"/>
     </w:pPr>
     <w:rPr>
-      <w:rFonts w:asciiTheme="majorHAnsi" w:eastAsiaTheme="majorEastAsia" w:hAnsiTheme="majorHAnsi" w:cstheme="majorBidi"/>
+      <w:rFonts/>
       <w:color w:val="000000" w:themeColor="text1"/>
     </w:rPr>
     <w:tblPr>
@@ -8219,7 +8038,7 @@
       <w:spacing w:after="0" w:line="240" w:lineRule="auto"/>
     </w:pPr>
     <w:rPr>
-      <w:rFonts w:asciiTheme="majorHAnsi" w:eastAsiaTheme="majorEastAsia" w:hAnsiTheme="majorHAnsi" w:cstheme="majorBidi"/>
+      <w:rFonts/>
       <w:color w:val="000000" w:themeColor="text1"/>
     </w:rPr>
     <w:tblPr>
@@ -8344,7 +8163,7 @@
       <w:spacing w:after="0" w:line="240" w:lineRule="auto"/>
     </w:pPr>
     <w:rPr>
-      <w:rFonts w:asciiTheme="majorHAnsi" w:eastAsiaTheme="majorEastAsia" w:hAnsiTheme="majorHAnsi" w:cstheme="majorBidi"/>
+      <w:rFonts/>
       <w:color w:val="000000" w:themeColor="text1"/>
     </w:rPr>
     <w:tblPr>
@@ -8469,7 +8288,7 @@
       <w:spacing w:after="0" w:line="240" w:lineRule="auto"/>
     </w:pPr>
     <w:rPr>
-      <w:rFonts w:asciiTheme="majorHAnsi" w:eastAsiaTheme="majorEastAsia" w:hAnsiTheme="majorHAnsi" w:cstheme="majorBidi"/>
+      <w:rFonts/>
       <w:color w:val="000000" w:themeColor="text1"/>
     </w:rPr>
     <w:tblPr>
@@ -8594,7 +8413,7 @@
       <w:spacing w:after="0" w:line="240" w:lineRule="auto"/>
     </w:pPr>
     <w:rPr>
-      <w:rFonts w:asciiTheme="majorHAnsi" w:eastAsiaTheme="majorEastAsia" w:hAnsiTheme="majorHAnsi" w:cstheme="majorBidi"/>
+      <w:rFonts/>
       <w:color w:val="000000" w:themeColor="text1"/>
     </w:rPr>
     <w:tblPr>
@@ -8719,7 +8538,7 @@
       <w:spacing w:after="0" w:line="240" w:lineRule="auto"/>
     </w:pPr>
     <w:rPr>
-      <w:rFonts w:asciiTheme="majorHAnsi" w:eastAsiaTheme="majorEastAsia" w:hAnsiTheme="majorHAnsi" w:cstheme="majorBidi"/>
+      <w:rFonts/>
       <w:color w:val="000000" w:themeColor="text1"/>
     </w:rPr>
     <w:tblPr>

--- a/az/discovery-articles/2.10 Metrik sistem.docx
+++ b/az/discovery-articles/2.10 Metrik sistem.docx
@@ -32,7 +32,7 @@
         <w:rPr>
           <w:sz w:val="20"/>
         </w:rPr>
-        <w:t>Dövr: 1790-cı illərin Fransa inqilabı islahatları; sonralar Beynəlxalq Vahidlər Sisteminin genişlənməsi | Əsas iştirakçılar: Fransa Elmlər Akademiyasının komitələri, Beynəlxalq Çəki və Ölçülər Bürosu — BIPM — və SI üzrə mütəxəssislər</w:t>
+        <w:t>Dövr: 1790-cı illərdə Fransa inqilabı zamanı aparılan ölçü islahatları; sonralar Beynəlxalq Vahidlər Sisteminin yaradılması və təkmilləşdirilməsi | Əsas iştirakçılar: Fransa Elmlər Akademiyasının komitələri, Beynəlxalq Çəki və Ölçülər Bürosu (BIPM) və Beynəlxalq Vahidlər Sistemi (SI) üzrə mütəxəssislər</w:t>
       </w:r>
     </w:p>
     <w:p>
@@ -40,7 +40,7 @@
         <w:widowControl/>
       </w:pPr>
       <w:r>
-        <w:t>Metrik sistem ölçməni metr, kiloqram və əlaqəli vahidlərin onluq qatları üzərində qurdu. Müxtəlif yerli ölçüləri elm və ticarətin paylaşa bildiyi ümumi dillə əvəz etdi.</w:t>
+        <w:t>Metrik sistem uzunluğu, kütləni və digər kəmiyyətləri bir-biri ilə əlaqəli vahidlərlə ölçməyə imkan verdi. Metr, kiloqram və başqa vahidlər arasında onluq qayda ilə keçid ölçüb-hesablamağı asanlaşdırdı. Bölgədən-bölgəyə dəyişən yerli ölçülərin yerini tədricən elm və ticarətdə hamının eyni cür başa düşdüyü vahidlər tutdu.</w:t>
       </w:r>
     </w:p>
     <w:p>
@@ -58,7 +58,7 @@
         <w:widowControl/>
       </w:pPr>
       <w:r>
-        <w:t>İnqilab dövrünün Fransası yerli fut, funt və buşelləri vahid ölçülərlə əvəz etmək istəyirdi.</w:t>
+        <w:t>Fransa inqilabı dövründə bölgədən-bölgəyə fərqlənən uzunluq, çəki və həcm ölçülərini vahid sistemlə əvəz etmək qarşıya məqsəd qoyulmuşdu.</w:t>
       </w:r>
     </w:p>
     <w:p>
@@ -67,7 +67,7 @@
         <w:widowControl/>
       </w:pPr>
       <w:r>
-        <w:t>Metr əvvəlcə 1790-cı illərdə ölçülən Yer meridianının müəyyən hissəsinə bağlanmışdı.</w:t>
+        <w:t>Metrin ilkin tərifi Yer meridianının uzunluğunun müəyyən hissəsinə əsaslanırdı. Bunun üçün 1790-cı illərdə yerölçmə işləri aparıldı.</w:t>
       </w:r>
     </w:p>
     <w:p>
@@ -76,7 +76,7 @@
         <w:widowControl/>
       </w:pPr>
       <w:r>
-        <w:t>Kilo, milli və digər onluq ön şəkilçilər vahidlərarası çevirməni asanlaşdırdı.</w:t>
+        <w:t>«Kilo-», «milli-» və digər ön şəkilçilər vahidin neçə dəfə böyüdüyünü və ya kiçildiyini göstərərək hesablamaları asanlaşdırdı.</w:t>
       </w:r>
     </w:p>
     <w:p>
@@ -85,7 +85,7 @@
         <w:widowControl/>
       </w:pPr>
       <w:r>
-        <w:t>Metr və kiloqram sonralar metal etalonlardan SI çərçivəsində təbiət sabitlərinə keçdi.</w:t>
+        <w:t>Metr və kiloqram bir dövrdə metal etalonlarla müəyyən edilirdi. Sonralar onların tərifləri təbiətin fiziki sabitlərinə əsaslandırıldı.</w:t>
       </w:r>
     </w:p>
     <w:p>
@@ -94,7 +94,7 @@
         <w:widowControl/>
       </w:pPr>
       <w:r>
-        <w:t>Dünyanın böyük hissəsi ticarət və təhsildə metrik və ya SI ilə uyğun vahidlərdən istifadə edir.</w:t>
+        <w:t>Dünyanın böyük hissəsində ticarət və təhsildə metrik sistemdən və ya SI ilə uyğun vahidlərdən istifadə olunur.</w:t>
       </w:r>
     </w:p>
     <w:p>
@@ -103,15 +103,7 @@
         <w:widowControl/>
       </w:pPr>
       <w:r>
-        <w:t>Bu nədir</w:t>
-      </w:r>
-    </w:p>
-    <w:p>
-      <w:pPr>
-        <w:widowControl/>
-      </w:pPr>
-      <w:r>
-        <w:t>Metrik sistem əsasən onun qüvvətlərinə söykənən əlaqəli vahidlər ailəsidir. Uzunluq, kütlə və başqa kəmiyyətlər müəyyən əsas vahidlər və onluq ön şəkilçilərlə bağlanır. Millimetrdən kilometrə keçmək üçün hər yerin ayrı qaydasını əzbərləmək yox, onluq mərtəbəni dəyişmək kifayətdir. Müasir Beynəlxalq Vahidlər Sistemi — fransızca adının qısaltması ilə SI — amper, kelvin, mol və kandela ilə bu yanaşmanı genişləndirir, fiziki sabitlərə söykənir. Bazar, laboratoriya və xəritə üçün ümumi ölçü dili yaranır; yad insanlar da eyni hesabı təkrarlaya bilir.</w:t>
+        <w:t>Bu nədir?</w:t>
       </w:r>
     </w:p>
     <w:p>
@@ -120,15 +112,7 @@
         <w:widowControl/>
       </w:pPr>
       <w:r>
-        <w:t>Kim kəşf edib və ya yaradıb</w:t>
-      </w:r>
-    </w:p>
-    <w:p>
-      <w:pPr>
-        <w:widowControl/>
-      </w:pPr>
-      <w:r>
-        <w:t>Metrik islahat Fransa inqilabının kollektiv siyasi və elmi layihəsi idi; ona tək ixtiraçı deyil, Akademiya komitələri rəhbərlik edirdi. Delambr və Meşen metri müəyyənləşdirmək üçün meridian qövsünü ölçdülər. Kimyaçılar və cihaz ustaları kütlə etalonları hazırladılar. Sonrakı nəsillər BIPM-də və milli laboratoriyalarda etalonları dəqiqləşdirdilər, XXI əsrdə vahidləri sabitlər vasitəsilə yenidən tərif etdilər. Yerli ölçülərə nəzarət edən ustaların inhisarı zəiflədi, beynəlxalq komitələrin məsuliyyəti artdı.</w:t>
+        <w:t>Metrik sistem vahidlər arasında əsasən 10-un qüvvətlərinə görə keçid edilən ölçü sistemidir. Məsələn, bir metr 1000 millimetrə, bir kilometr isə 1000 metrə bərabərdir. Beləliklə, hər ölçü üçün ayrıca çevirmə qaydasını əzbərləmək əvəzinə, 10-a, 100-ə, 1000-ə vurmaq və ya bölmək kifayət edir.</w:t>
       </w:r>
     </w:p>
     <w:p>
@@ -137,15 +121,97 @@
         <w:widowControl/>
       </w:pPr>
       <w:r>
-        <w:t>Nə vaxt və necə yaranıb</w:t>
+        <w:t>Müasir Beynəlxalq Vahidlər Sistemi fransızca adının qısaltması ilə SI adlanır. Buraya metr, kiloqram və saniyə ilə yanaşı, elektrik cərəyanını ölçən amper, temperaturu ölçən kelvin, maddə miqdarını ölçən mol və işıq şiddətini ölçən kandela da daxildir. Vahidlərin tərifləri fiziki sabitlərə əsaslanır.</w:t>
       </w:r>
     </w:p>
     <w:p>
       <w:pPr>
+        <w:pStyle w:val="Heading1"/>
         <w:widowControl/>
       </w:pPr>
       <w:r>
-        <w:t>1790-cı illərdə Fransa rasional quruluşa yönəlmiş inqilab şəraitində onluq ölçüləri qanunlaşdırdı. Fransanın özündə qəbul onilliklər boyu izah və icra tədbirləri tələb etdi. XIX əsrdə qonşu dövlətlər də keçdi. Müqavilələr və sənaye sərgiləri metr və kiloqramı ticarət dili kimi yaydı. 1960-cı ilin SI sistemi və sonrakı təriflər onluq uyğunluğu saxlayaraq yanaşmanı yenilədi. Bəzi ölkələr gündəlik dildə köhnə vahidləri qorudu, elm isə metrik oldu. Bu, bir səhər verilən fərmandan çox uzun keçid prosesidir.</w:t>
+        <w:t>Bu sistem sayəsində bazarda, laboratoriyada və xəritə üzərində aparılan ölçmələr ortaq qaydaya söykənir. Bir-birini tanımayan insanlar belə eyni vahidlərlə ölçüb nəticələrini müqayisə edə bilirlər.</w:t>
+      </w:r>
+    </w:p>
+    <w:p>
+      <w:pPr>
+        <w:pStyle w:val="Heading1"/>
+        <w:widowControl/>
+      </w:pPr>
+      <w:r>
+        <w:t>Kim yaradıb?</w:t>
+      </w:r>
+    </w:p>
+    <w:p>
+      <w:pPr>
+        <w:pStyle w:val="Heading1"/>
+        <w:widowControl/>
+      </w:pPr>
+      <w:r>
+        <w:t>Metrik sistem bir nəfərin ixtirası deyil. O, Fransa inqilabı dövründə alimlərin və dövlət qurumlarının birgə işi nəticəsində yaradılıb. Elmi işlərə Fransa Elmlər Akademiyasının komitələri rəhbərlik edirdi.</w:t>
+      </w:r>
+    </w:p>
+    <w:p>
+      <w:pPr>
+        <w:pStyle w:val="Heading1"/>
+        <w:widowControl/>
+      </w:pPr>
+      <w:r>
+        <w:t>Delambr və Meşen metri müəyyənləşdirmək üçün Yer meridianının bir hissəsini ölçdülər. Kimyaçılar və dəqiq cihazlar hazırlayan ustalar isə kütlə etalonları — digər ölçmələr üçün nümunə götürülən ölçü vasitələri — üzərində çalışırdılar.</w:t>
+      </w:r>
+    </w:p>
+    <w:p>
+      <w:pPr>
+        <w:pStyle w:val="Heading1"/>
+        <w:widowControl/>
+      </w:pPr>
+      <w:r>
+        <w:t>Sonrakı nəsillər Beynəlxalq Çəki və Ölçülər Bürosunda və milli laboratoriyalarda ölçmələrin dəqiqliyini artırdılar. Zamanla vahidlərin tərifləri fiziki sabitlərə bağlandı; XXI əsrdə bu istiqamətdə mühüm yeniliklər edildi.</w:t>
+      </w:r>
+    </w:p>
+    <w:p>
+      <w:pPr>
+        <w:pStyle w:val="Heading1"/>
+        <w:widowControl/>
+      </w:pPr>
+      <w:r>
+        <w:t>Ölçü qaydaları vahidləşdikcə yerli ölçülərə nəzarət edənlərin müstəsna mövqeyi zəiflədi, beynəlxalq qurumların məsuliyyəti isə artdı.</w:t>
+      </w:r>
+    </w:p>
+    <w:p>
+      <w:pPr>
+        <w:pStyle w:val="Heading1"/>
+        <w:widowControl/>
+      </w:pPr>
+      <w:r>
+        <w:t>Nə vaxt və necə yaranıb?</w:t>
+      </w:r>
+    </w:p>
+    <w:p>
+      <w:pPr>
+        <w:pStyle w:val="Heading1"/>
+        <w:widowControl/>
+      </w:pPr>
+      <w:r>
+        <w:t>1790-cı illərdə Fransada dövlət və cəmiyyət həyatını daha məntiqli, vahid qaydalarla qurmaq cəhdlərinin bir hissəsi kimi onluq ölçü sistemi qanunla qəbul edildi. Ancaq yeni vahidlərin gündəlik həyata daxil olması dərhal baş vermədi. Fransanın özündə belə insanları bu ölçülərə alışdırmaq və onların tətbiqini təmin etmək onilliklər çəkdi.</w:t>
+      </w:r>
+    </w:p>
+    <w:p>
+      <w:pPr>
+        <w:pStyle w:val="Heading1"/>
+        <w:widowControl/>
+      </w:pPr>
+      <w:r>
+        <w:t>XIX əsrdə qonşu dövlətlər də metrik sistemə keçməyə başladılar. Beynəlxalq müqavilələr, ticarət və sənaye sərgiləri metr və kiloqramın yayılmasına kömək etdi.</w:t>
+      </w:r>
+    </w:p>
+    <w:p>
+      <w:pPr>
+        <w:pStyle w:val="Heading1"/>
+        <w:widowControl/>
+      </w:pPr>
+      <w:r>
+        <w:t>1960-cı ildə Beynəlxalq Vahidlər Sistemi qəbul olundu. Sonrakı yeniliklər vahidlərin təriflərini daha dəqiq etdi, onluq quruluş isə saxlanıldı. Bəzi ölkələrdə köhnə ölçülər gündəlik istifadədə qalsa da, metrik sistem elmdə ortaq ölçü dilinə çevrildi. Bu dəyişiklik bir fərmanla başa çatmadı; uzun uyğunlaşma dövrü tələb etdi.</w:t>
       </w:r>
     </w:p>
     <w:p>
@@ -159,10 +225,38 @@
     </w:p>
     <w:p>
       <w:pPr>
+        <w:pStyle w:val="Heading1"/>
         <w:widowControl/>
       </w:pPr>
       <w:r>
-        <w:t>Ortaq vahidlər təcrübənin təkrarını mümkün edir: metr və saniyə eyni məna daşıyırsa, bir laboratoriyanın işini digərində yoxlamaq olar. Onluq quruluş çevirmə xətalarını azaldır, kəmiyyətlərin ölçülərinin uyğunluğunu yoxlamağı asanlaşdırır. Vahidləri əvvəl Yerə, sonra etalona, daha sonra sabitlərə bağlamaq metrologiyanı dəyişməz ölçü axtaran elm kimi inkişaf etdirdi. Spektroskopiya, elektronika və kimya ölçmə cihazlarının izlənə bilən etalonlarla kalibrlənməsinə söykənir; metrik düşüncə bunu adiləşdirdi.</w:t>
+        <w:t>Ortaq vahidlər müxtəlif laboratoriyalarda aparılan təcrübələrin nəticələrini müqayisə etməyə imkan verir. Metr və saniyə hər yerdə eyni kəmiyyəti ifadə edirsə, bir alim başqa alimin ölçməsini yoxlaya bilər.</w:t>
+      </w:r>
+    </w:p>
+    <w:p>
+      <w:pPr>
+        <w:pStyle w:val="Heading1"/>
+        <w:widowControl/>
+      </w:pPr>
+      <w:r>
+        <w:t>Onluq quruluş vahidlər arasında keçidi asanlaşdırır və çevirmə səhvlərini azaldır. Hesablamada işlədilən vahidlərin bir-birinə uyğun olub-olmadığını yoxlamaq da daha rahat olur.</w:t>
+      </w:r>
+    </w:p>
+    <w:p>
+      <w:pPr>
+        <w:pStyle w:val="Heading1"/>
+        <w:widowControl/>
+      </w:pPr>
+      <w:r>
+        <w:t>Vahidləri təbii ölçülərə, maddi etalonlara və daha sonra fiziki sabitlərə əsaslandırmaq metrologiyanın — ölçmə haqqında elmin — inkişafında mühüm yer tutdu. Məqsəd harada və nə vaxt aparılmasından asılı olmayaraq, etibarlı və bir-biri ilə müqayisə edilə bilən ölçmələr əldə etmək idi.</w:t>
+      </w:r>
+    </w:p>
+    <w:p>
+      <w:pPr>
+        <w:pStyle w:val="Heading1"/>
+        <w:widowControl/>
+      </w:pPr>
+      <w:r>
+        <w:t>Spektroskopiyada, elektronikada və kimyada cihazların göstərişləri etalonlarla müqayisə edilərək yoxlanır və lazım gəldikdə tənzimlənir. Bu yoxlamaların qəbul olunmuş ölçü etalonları ilə əlaqəsi izlənə bilməlidir. Ortaq vahidlər həmin işin sistemli aparılmasına şərait yaradır.</w:t>
       </w:r>
     </w:p>
     <w:p>
@@ -176,10 +270,11 @@
     </w:p>
     <w:p>
       <w:pPr>
+        <w:pStyle w:val="Heading1"/>
         <w:widowControl/>
       </w:pPr>
       <w:r>
-        <w:t>Qlobal istehsal dəqiqliyi, dərman dozaları və hava məlumatları metrik savad tələb edir. Mühəndislik çertyojları, Beynəlxalq Standartlaşdırma Təşkilatının — ISO-nun — standartları və elmi jurnallar əsasən SI-dən istifadə edir. Rəqəmsal sensorlar bu vahidlərlə nəticə verir; proqramlarda çevirmələr olsa da, köhnə vahidlər qarışanda səhvlər yarana bilir. Kosmik uçuş və yüksək enerji fizikası əlaqəli vahidləri əsas infrastruktur sayır. Kiloqramın Plank sabiti ilə tərifi göstərir ki, sistem öyrənilməsini asanlaşdıran onluq qaydanı saxlayaraq dərinləşə bilər.</w:t>
+        <w:t>Müxtəlif ölkələrdə hazırlanan hissələrin bir-birinə uyğun gəlməsi, dərman dozalarının düzgün göstərilməsi və hava məlumatlarının müqayisəsi üçün ölçü vahidlərini düzgün başa düşmək vacibdir.</w:t>
       </w:r>
     </w:p>
     <w:p>
@@ -188,15 +283,52 @@
         <w:widowControl/>
       </w:pPr>
       <w:r>
-        <w:t>İnsan həyatını necə dəyişib</w:t>
+        <w:t>Mühəndislik çertyojlarında, Beynəlxalq Standartlaşdırma Təşkilatının — ISO-nun — standartlarında və elmi nəşrlərdə əsasən SI vahidlərindən istifadə olunur. Rəqəmsal sensorlar da çox vaxt nəticələri bu vahidlərlə göstərir. Proqramlar vahidləri bir-birinə çevirə bilsə də, fərqli sistemlərin qarışdırılması yenə səhvlərə yol aça bilər.</w:t>
       </w:r>
     </w:p>
     <w:p>
       <w:pPr>
+        <w:pStyle w:val="Heading1"/>
         <w:widowControl/>
       </w:pPr>
       <w:r>
-        <w:t>Dükançılar və məktəblilər tanış kəmiyyətlər üçün yeni adlar öyrəndilər; reseptlər, yol nişanları və boy ölçülərinin dili dəyişdi. Bir litr hər yerdə eyni məna daşıyanda sərhədlərarası ticarət asanlaşdı. İki sistem yanaşı qaldıqda qarışıqlıq davam etdi; çevirmə səhvləri hələ də pul, nadir hallarda insan həyatı bahasına başa gəlir. Bununla belə, dünyanın çoxunda metrik düşüncə bazarda ədalətli ölçünün və tibbdə aydınlığın adi təməlinə çevrildi.</w:t>
+        <w:t>Kosmik uçuşlarda və yüksək enerji fizikasında əlaqəli, dəqiq müəyyənləşdirilmiş vahidlər zəruridir. Kiloqramın Plank sabitinə əsaslanan tərifi göstərir ki, sistemin elmi əsası təkmilləşsə də, gündəlik istifadədə əlverişli olan onluq qayda dəyişmədən qala bilər.</w:t>
+      </w:r>
+    </w:p>
+    <w:p>
+      <w:pPr>
+        <w:pStyle w:val="Heading1"/>
+        <w:widowControl/>
+      </w:pPr>
+      <w:r>
+        <w:t>İnsan həyatını necə dəyişib?</w:t>
+      </w:r>
+    </w:p>
+    <w:p>
+      <w:pPr>
+        <w:pStyle w:val="Heading1"/>
+        <w:widowControl/>
+      </w:pPr>
+      <w:r>
+        <w:t>Dükançılar və məktəblilər əvvəldən tanıdıqları kəmiyyətləri yeni vahidlərlə ifadə etməyi öyrəndilər. Yemək reseptlərində, yol nişanlarında və insanın boyunu ölçərkən işlədilən vahidlər dəyişdi. Bir litr hər yerdə eyni həcmi bildirdikdə ölkələr arasında alğı-satqı aparmaq asanlaşdı.</w:t>
+      </w:r>
+    </w:p>
+    <w:p>
+      <w:pPr>
+        <w:pStyle w:val="Heading1"/>
+        <w:widowControl/>
+      </w:pPr>
+      <w:r>
+        <w:t>İki ölçü sisteminin yanaşı işlədildiyi yerlərdə isə qarışıqlıq qalır. Vahidlərin səhv çevrilməsi maddi itkiyə, nadir hallarda isə insan həyatını təhlükəyə atan nəticələrə səbəb ola bilər.</w:t>
+      </w:r>
+    </w:p>
+    <w:p>
+      <w:pPr>
+        <w:pStyle w:val="Heading1"/>
+        <w:widowControl/>
+      </w:pPr>
+      <w:r>
+        <w:t>Bununla belə, metrik sistem dünyanın böyük hissəsində gündəlik həyatın adi bir hissəsinə çevrilib. Bazarda malı düzgün ölçməkdən tibbdə dozanı aydın göstərməyə qədər bir çox iş bu ortaq ölçü qaydalarına söykənir.</w:t>
       </w:r>
     </w:p>
     <w:p>
@@ -217,7 +349,7 @@
         <w:rPr>
           <w:sz w:val="20"/>
         </w:rPr>
-        <w:t>A Kitablar və əsas elmi əsərlər</w:t>
+        <w:t>Kitablar və əsas elmi əsərlər</w:t>
       </w:r>
     </w:p>
     <w:p>
@@ -240,7 +372,7 @@
         <w:rPr>
           <w:sz w:val="20"/>
         </w:rPr>
-        <w:t>C Qurumların materialları və ensiklopedik mənbələr</w:t>
+        <w:t>Qurumların materialları və ensiklopedik mənbələr</w:t>
       </w:r>
     </w:p>
     <w:p>
@@ -300,7 +432,7 @@
         <w:rPr>
           <w:sz w:val="20"/>
         </w:rPr>
-        <w:t>G Kosmik agentliklər laboratoriyalar və elmi təşkilatlar</w:t>
+        <w:t>Kosmik agentliklər laboratoriyalar və elmi təşkilatlar</w:t>
       </w:r>
     </w:p>
     <w:p>
@@ -336,7 +468,7 @@
         <w:rPr>
           <w:sz w:val="20"/>
         </w:rPr>
-        <w:t>D Muzey arxiv və kitabxana materialları</w:t>
+        <w:t>Muzey arxiv və kitabxana materialları</w:t>
       </w:r>
     </w:p>
     <w:p>
